--- a/Files/04 - Bamidbar/01 - Bamidbar/5785/Bamidbar 5785.docx
+++ b/Files/04 - Bamidbar/01 - Bamidbar/5785/Bamidbar 5785.docx
@@ -1675,7 +1675,7 @@
         <w:rPr>
           <w:rFonts w:ascii="Times New Roman" w:hAnsi="Times New Roman" w:cs="Times New Roman"/>
         </w:rPr>
-        <w:t xml:space="preserve"> in</w:t>
+        <w:t xml:space="preserve"> in </w:t>
       </w:r>
       <w:r>
         <w:rPr>
@@ -1715,7 +1715,7 @@
         <w:rPr>
           <w:rFonts w:ascii="Times New Roman" w:hAnsi="Times New Roman" w:cs="Times New Roman"/>
         </w:rPr>
-        <w:t>a subscriber to the publication called the</w:t>
+        <w:t xml:space="preserve">a subscriber to the publication called the </w:t>
       </w:r>
       <w:r>
         <w:rPr>
@@ -2162,7 +2162,7 @@
         <w:rPr>
           <w:rFonts w:ascii="Times New Roman" w:hAnsi="Times New Roman" w:cs="Times New Roman"/>
         </w:rPr>
-        <w:t>is</w:t>
+        <w:t xml:space="preserve">is </w:t>
       </w:r>
       <w:r>
         <w:rPr>
@@ -2585,7 +2585,7 @@
         <w:rPr>
           <w:rFonts w:ascii="Times New Roman" w:hAnsi="Times New Roman" w:cs="Times New Roman"/>
         </w:rPr>
-        <w:t>the</w:t>
+        <w:t xml:space="preserve">the </w:t>
       </w:r>
       <w:r>
         <w:rPr>
